--- a/templates/ДПБ_стационарные_нефть/RPZ_template_state_neft.docx
+++ b/templates/ДПБ_стационарные_нефть/RPZ_template_state_neft.docx
@@ -5000,6 +5000,7 @@
         <w:jc w:val="both"/>
         <w:rPr>
           <w:szCs w:val="24"/>
+          <w:lang w:val="ru-RU"/>
         </w:rPr>
       </w:pPr>
     </w:p>
@@ -5012,6 +5013,7 @@
         <w:jc w:val="both"/>
         <w:rPr>
           <w:szCs w:val="24"/>
+          <w:lang w:val="ru-RU"/>
         </w:rPr>
       </w:pPr>
     </w:p>
@@ -5024,6 +5026,7 @@
         <w:jc w:val="both"/>
         <w:rPr>
           <w:szCs w:val="24"/>
+          <w:lang w:val="ru-RU"/>
         </w:rPr>
       </w:pPr>
     </w:p>
@@ -5902,7 +5905,25 @@
         <w:rPr>
           <w:lang w:val="ba-RU"/>
         </w:rPr>
-        <w:t>Тушение небольших загораний производиться силами обслуживающего персонала первичными средствами пожаротушения огнетушители, кошма, песок.</w:t>
+        <w:t xml:space="preserve">Тушение небольших загораний производиться силами обслуживающего персонала первичными средствами пожаротушения огнетушители, </w:t>
+      </w:r>
+      <w:r>
+        <w:rPr>
+          <w:lang w:val="ru-RU"/>
+        </w:rPr>
+        <w:t>п</w:t>
+      </w:r>
+      <w:r>
+        <w:rPr>
+          <w:lang w:val="ru-RU"/>
+        </w:rPr>
+        <w:t>окрывало для изоляции очага возгорания</w:t>
+      </w:r>
+      <w:r>
+        <w:rPr>
+          <w:lang w:val="ba-RU"/>
+        </w:rPr>
+        <w:t>, песок.</w:t>
       </w:r>
     </w:p>
     <w:p>
@@ -6867,6 +6888,7 @@
       <w:r>
         <w:rPr>
           <w:noProof/>
+          <w:lang w:val="ru-RU"/>
         </w:rPr>
         <w:t>4</w:t>
       </w:r>
@@ -6953,6 +6975,7 @@
       <w:r>
         <w:rPr>
           <w:noProof/>
+          <w:lang w:val="ru-RU"/>
         </w:rPr>
         <w:t>4</w:t>
       </w:r>
@@ -9467,6 +9490,7 @@
       <w:r>
         <w:rPr>
           <w:noProof/>
+          <w:lang w:val="ru-RU"/>
         </w:rPr>
         <w:t>3</w:t>
       </w:r>
@@ -10793,6 +10817,7 @@
       <w:r>
         <w:rPr>
           <w:noProof/>
+          <w:lang w:val="ru-RU"/>
         </w:rPr>
         <w:t>4</w:t>
       </w:r>
@@ -10877,6 +10902,7 @@
       <w:r>
         <w:rPr>
           <w:noProof/>
+          <w:lang w:val="ru-RU"/>
         </w:rPr>
         <w:t>5</w:t>
       </w:r>
@@ -11023,6 +11049,7 @@
       <w:r>
         <w:rPr>
           <w:noProof/>
+          <w:lang w:val="ru-RU"/>
         </w:rPr>
         <w:t>5</w:t>
       </w:r>
@@ -11144,6 +11171,7 @@
       <w:r>
         <w:rPr>
           <w:noProof/>
+          <w:lang w:val="ru-RU"/>
         </w:rPr>
         <w:t>5</w:t>
       </w:r>
@@ -11209,6 +11237,7 @@
       <w:r>
         <w:rPr>
           <w:noProof/>
+          <w:lang w:val="ru-RU"/>
         </w:rPr>
         <w:t>5</w:t>
       </w:r>
@@ -12614,6 +12643,7 @@
       <w:r>
         <w:rPr>
           <w:noProof/>
+          <w:lang w:val="ru-RU"/>
         </w:rPr>
         <w:t>7</w:t>
       </w:r>
@@ -12679,6 +12709,7 @@
       <w:r>
         <w:rPr>
           <w:noProof/>
+          <w:lang w:val="ru-RU"/>
         </w:rPr>
         <w:t>7</w:t>
       </w:r>
@@ -13800,6 +13831,7 @@
       <w:r>
         <w:rPr>
           <w:noProof/>
+          <w:lang w:val="ru-RU"/>
         </w:rPr>
         <w:t>10</w:t>
       </w:r>
@@ -13865,6 +13897,7 @@
       <w:r>
         <w:rPr>
           <w:noProof/>
+          <w:lang w:val="ru-RU"/>
         </w:rPr>
         <w:t>10</w:t>
       </w:r>
@@ -14011,6 +14044,7 @@
       <w:r>
         <w:rPr>
           <w:noProof/>
+          <w:lang w:val="ru-RU"/>
         </w:rPr>
         <w:t>11</w:t>
       </w:r>
@@ -14076,6 +14110,7 @@
       <w:r>
         <w:rPr>
           <w:noProof/>
+          <w:lang w:val="ru-RU"/>
         </w:rPr>
         <w:t>11</w:t>
       </w:r>
@@ -14165,6 +14200,7 @@
       <w:r>
         <w:rPr>
           <w:noProof/>
+          <w:lang w:val="ru-RU"/>
         </w:rPr>
         <w:t>12</w:t>
       </w:r>
@@ -14227,6 +14263,7 @@
       <w:r>
         <w:rPr>
           <w:noProof/>
+          <w:lang w:val="ru-RU"/>
         </w:rPr>
         <w:t>12</w:t>
       </w:r>
@@ -14362,6 +14399,7 @@
       <w:r>
         <w:rPr>
           <w:noProof/>
+          <w:lang w:val="ru-RU"/>
         </w:rPr>
         <w:t>13</w:t>
       </w:r>
@@ -14427,6 +14465,7 @@
       <w:r>
         <w:rPr>
           <w:noProof/>
+          <w:lang w:val="ru-RU"/>
         </w:rPr>
         <w:t>13</w:t>
       </w:r>
@@ -14528,6 +14567,7 @@
       <w:r>
         <w:rPr>
           <w:noProof/>
+          <w:lang w:val="ru-RU"/>
         </w:rPr>
         <w:t>6</w:t>
       </w:r>
@@ -14582,6 +14622,7 @@
       <w:r>
         <w:rPr>
           <w:noProof/>
+          <w:lang w:val="ru-RU"/>
         </w:rPr>
         <w:t>7</w:t>
       </w:r>
@@ -14695,6 +14736,7 @@
       <w:r>
         <w:rPr>
           <w:noProof/>
+          <w:lang w:val="ru-RU"/>
         </w:rPr>
         <w:t>6</w:t>
       </w:r>
@@ -14827,6 +14869,7 @@
       <w:r>
         <w:rPr>
           <w:noProof/>
+          <w:lang w:val="ru-RU"/>
         </w:rPr>
         <w:t>7</w:t>
       </w:r>
@@ -14950,6 +14993,7 @@
       <w:r>
         <w:rPr>
           <w:noProof/>
+          <w:lang w:val="ru-RU"/>
         </w:rPr>
         <w:t>8</w:t>
       </w:r>
@@ -15022,6 +15066,7 @@
       <w:r>
         <w:rPr>
           <w:noProof/>
+          <w:lang w:val="ru-RU"/>
         </w:rPr>
         <w:t>9</w:t>
       </w:r>
@@ -15094,6 +15139,7 @@
       <w:r>
         <w:rPr>
           <w:noProof/>
+          <w:lang w:val="ru-RU"/>
         </w:rPr>
         <w:t>10</w:t>
       </w:r>
@@ -15166,6 +15212,7 @@
       <w:r>
         <w:rPr>
           <w:noProof/>
+          <w:lang w:val="ru-RU"/>
         </w:rPr>
         <w:t>11</w:t>
       </w:r>
@@ -15318,6 +15365,7 @@
       <w:r>
         <w:rPr>
           <w:noProof/>
+          <w:lang w:val="ru-RU"/>
         </w:rPr>
         <w:t>8</w:t>
       </w:r>
@@ -15458,6 +15506,7 @@
       <w:r>
         <w:rPr>
           <w:noProof/>
+          <w:lang w:val="ru-RU"/>
         </w:rPr>
         <w:t>9</w:t>
       </w:r>
@@ -15599,6 +15648,7 @@
       <w:r>
         <w:rPr>
           <w:noProof/>
+          <w:lang w:val="ru-RU"/>
         </w:rPr>
         <w:t>10</w:t>
       </w:r>
@@ -15753,6 +15803,7 @@
       <w:r>
         <w:rPr>
           <w:noProof/>
+          <w:lang w:val="ru-RU"/>
         </w:rPr>
         <w:t>11</w:t>
       </w:r>
@@ -15992,6 +16043,7 @@
       <w:r>
         <w:rPr>
           <w:noProof/>
+          <w:lang w:val="ru-RU"/>
         </w:rPr>
         <w:t>12</w:t>
       </w:r>
@@ -16272,6 +16324,7 @@
       <w:r>
         <w:rPr>
           <w:noProof/>
+          <w:lang w:val="ru-RU"/>
         </w:rPr>
         <w:t>13</w:t>
       </w:r>
@@ -16426,6 +16479,7 @@
       <w:r>
         <w:rPr>
           <w:noProof/>
+          <w:lang w:val="ru-RU"/>
         </w:rPr>
         <w:t>14</w:t>
       </w:r>
@@ -18090,6 +18144,7 @@
       <w:r>
         <w:rPr>
           <w:noProof/>
+          <w:lang w:val="ru-RU"/>
         </w:rPr>
         <w:t>20</w:t>
       </w:r>
@@ -18313,6 +18368,7 @@
       <w:r>
         <w:rPr>
           <w:noProof/>
+          <w:lang w:val="ru-RU"/>
         </w:rPr>
         <w:t>21</w:t>
       </w:r>
@@ -26618,7 +26674,6 @@
   <w:style w:type="character" w:default="1" w:styleId="a2">
     <w:name w:val="Default Paragraph Font"/>
     <w:uiPriority w:val="1"/>
-    <w:semiHidden/>
     <w:unhideWhenUsed/>
   </w:style>
   <w:style w:type="table" w:default="1" w:styleId="a3">
